--- a/Отчет_курсовой_проект_Kubernetes_с_таблицей.docx
+++ b/Отчет_курсовой_проект_Kubernetes_с_таблицей.docx
@@ -91,6 +91,70 @@
         <w:jc w:val="both"/>
       </w:pPr>
       <w:r>
+        <w:rPr>
+          <w:lang w:val="ru-RU"/>
+        </w:rPr>
+        <w:t xml:space="preserve">Пароль от </w:t>
+      </w:r>
+      <w:r>
+        <w:t>root</w:t>
+      </w:r>
+      <w:r>
+        <w:rPr>
+          <w:lang w:val="ru-RU"/>
+        </w:rPr>
+        <w:t xml:space="preserve">: </w:t>
+      </w:r>
+      <w:r>
+        <w:t>ljrthnrebr</w:t>
+      </w:r>
+    </w:p>
+    <w:p>
+      <w:pPr>
+        <w:jc w:val="both"/>
+        <w:rPr>
+          <w:lang w:val="ru-RU"/>
+        </w:rPr>
+      </w:pPr>
+      <w:r>
+        <w:rPr>
+          <w:lang w:val="ru-RU"/>
+        </w:rPr>
+        <w:t xml:space="preserve">Пароль от пользователя </w:t>
+      </w:r>
+      <w:r>
+        <w:t>it</w:t>
+      </w:r>
+      <w:r>
+        <w:rPr>
+          <w:lang w:val="ru-RU"/>
+        </w:rPr>
+        <w:t>_</w:t>
+      </w:r>
+      <w:r>
+        <w:t>assets</w:t>
+      </w:r>
+      <w:r>
+        <w:rPr>
+          <w:lang w:val="ru-RU"/>
+        </w:rPr>
+        <w:t xml:space="preserve">: </w:t>
+      </w:r>
+      <w:r>
+        <w:t>ljrthnrebr</w:t>
+      </w:r>
+    </w:p>
+    <w:p>
+      <w:pPr>
+        <w:jc w:val="both"/>
+        <w:rPr>
+          <w:lang w:val="ru-RU"/>
+        </w:rPr>
+      </w:pPr>
+      <w:r>
+        <w:rPr>
+          <w:lang w:val="ru-RU"/>
+        </w:rPr>
         <w:t>Основные этапы выполнения работы:</w:t>
       </w:r>
     </w:p>
@@ -209,12 +273,13 @@
         <w:tblLook w:val="04A0" w:firstRow="1" w:lastRow="0" w:firstColumn="1" w:lastColumn="0" w:noHBand="0" w:noVBand="1"/>
       </w:tblPr>
       <w:tblGrid>
-        <w:gridCol w:w="439"/>
-        <w:gridCol w:w="1665"/>
-        <w:gridCol w:w="1736"/>
-        <w:gridCol w:w="2003"/>
-        <w:gridCol w:w="1402"/>
-        <w:gridCol w:w="2434"/>
+        <w:gridCol w:w="403"/>
+        <w:gridCol w:w="1425"/>
+        <w:gridCol w:w="1484"/>
+        <w:gridCol w:w="1707"/>
+        <w:gridCol w:w="1205"/>
+        <w:gridCol w:w="2066"/>
+        <w:gridCol w:w="1389"/>
       </w:tblGrid>
       <w:tr>
         <w:trPr>
@@ -222,7 +287,7 @@
         </w:trPr>
         <w:tc>
           <w:tcPr>
-            <w:tcW w:w="458" w:type="dxa"/>
+            <w:tcW w:w="434" w:type="dxa"/>
             <w:vAlign w:val="center"/>
           </w:tcPr>
           <w:p>
@@ -240,7 +305,7 @@
         </w:tc>
         <w:tc>
           <w:tcPr>
-            <w:tcW w:w="2127" w:type="dxa"/>
+            <w:tcW w:w="1627" w:type="dxa"/>
             <w:vAlign w:val="center"/>
           </w:tcPr>
           <w:p>
@@ -258,7 +323,7 @@
         </w:tc>
         <w:tc>
           <w:tcPr>
-            <w:tcW w:w="2095" w:type="dxa"/>
+            <w:tcW w:w="1696" w:type="dxa"/>
             <w:vAlign w:val="center"/>
           </w:tcPr>
           <w:p>
@@ -276,7 +341,7 @@
         </w:tc>
         <w:tc>
           <w:tcPr>
-            <w:tcW w:w="2544" w:type="dxa"/>
+            <w:tcW w:w="1956" w:type="dxa"/>
             <w:vAlign w:val="center"/>
           </w:tcPr>
           <w:p>
@@ -294,7 +359,7 @@
         </w:tc>
         <w:tc>
           <w:tcPr>
-            <w:tcW w:w="1499" w:type="dxa"/>
+            <w:tcW w:w="1370" w:type="dxa"/>
             <w:vAlign w:val="center"/>
           </w:tcPr>
           <w:p>
@@ -312,7 +377,7 @@
         </w:tc>
         <w:tc>
           <w:tcPr>
-            <w:tcW w:w="956" w:type="dxa"/>
+            <w:tcW w:w="1984" w:type="dxa"/>
           </w:tcPr>
           <w:p>
             <w:pPr>
@@ -330,6 +395,29 @@
                 <w:lang w:val="ru-RU"/>
               </w:rPr>
               <w:t>Документация</w:t>
+            </w:r>
+          </w:p>
+        </w:tc>
+        <w:tc>
+          <w:tcPr>
+            <w:tcW w:w="612" w:type="dxa"/>
+          </w:tcPr>
+          <w:p>
+            <w:pPr>
+              <w:jc w:val="center"/>
+              <w:rPr>
+                <w:b/>
+                <w:sz w:val="24"/>
+                <w:lang w:val="ru-RU"/>
+              </w:rPr>
+            </w:pPr>
+            <w:r>
+              <w:rPr>
+                <w:b/>
+                <w:sz w:val="24"/>
+                <w:lang w:val="ru-RU"/>
+              </w:rPr>
+              <w:t>Пользователь</w:t>
             </w:r>
           </w:p>
         </w:tc>
@@ -340,7 +428,7 @@
         </w:trPr>
         <w:tc>
           <w:tcPr>
-            <w:tcW w:w="458" w:type="dxa"/>
+            <w:tcW w:w="434" w:type="dxa"/>
             <w:vAlign w:val="center"/>
           </w:tcPr>
           <w:p>
@@ -364,7 +452,7 @@
         </w:tc>
         <w:tc>
           <w:tcPr>
-            <w:tcW w:w="2127" w:type="dxa"/>
+            <w:tcW w:w="1627" w:type="dxa"/>
             <w:vAlign w:val="center"/>
           </w:tcPr>
           <w:p>
@@ -388,7 +476,7 @@
         </w:tc>
         <w:tc>
           <w:tcPr>
-            <w:tcW w:w="2095" w:type="dxa"/>
+            <w:tcW w:w="1696" w:type="dxa"/>
             <w:vAlign w:val="center"/>
           </w:tcPr>
           <w:p>
@@ -412,7 +500,7 @@
         </w:tc>
         <w:tc>
           <w:tcPr>
-            <w:tcW w:w="2544" w:type="dxa"/>
+            <w:tcW w:w="1956" w:type="dxa"/>
             <w:vAlign w:val="center"/>
           </w:tcPr>
           <w:p>
@@ -434,7 +522,7 @@
         </w:tc>
         <w:tc>
           <w:tcPr>
-            <w:tcW w:w="1499" w:type="dxa"/>
+            <w:tcW w:w="1370" w:type="dxa"/>
             <w:vAlign w:val="center"/>
           </w:tcPr>
           <w:p>
@@ -456,7 +544,7 @@
         </w:tc>
         <w:tc>
           <w:tcPr>
-            <w:tcW w:w="956" w:type="dxa"/>
+            <w:tcW w:w="1984" w:type="dxa"/>
           </w:tcPr>
           <w:p>
             <w:pPr>
@@ -466,12 +554,60 @@
                 <w:sz w:val="24"/>
               </w:rPr>
             </w:pPr>
-            <w:r>
+            <w:hyperlink r:id="rId8" w:history="1">
+              <w:r>
+                <w:rPr>
+                  <w:rStyle w:val="Hyperlink"/>
+                  <w:bCs/>
+                  <w:sz w:val="24"/>
+                </w:rPr>
+                <w:t>https://docs.ecorouter.ru/</w:t>
+              </w:r>
+            </w:hyperlink>
+          </w:p>
+          <w:p>
+            <w:pPr>
+              <w:jc w:val="center"/>
               <w:rPr>
                 <w:bCs/>
                 <w:sz w:val="24"/>
+                <w:lang w:val="ru-RU"/>
+              </w:rPr>
+            </w:pPr>
+            <w:r>
+              <w:rPr>
+                <w:bCs/>
+                <w:sz w:val="24"/>
               </w:rPr>
               <w:t>https://docs.ecorouter.ru/</w:t>
+            </w:r>
+          </w:p>
+        </w:tc>
+        <w:tc>
+          <w:tcPr>
+            <w:tcW w:w="612" w:type="dxa"/>
+          </w:tcPr>
+          <w:p>
+            <w:pPr>
+              <w:jc w:val="center"/>
+              <w:rPr>
+                <w:bCs/>
+                <w:sz w:val="24"/>
+              </w:rPr>
+            </w:pPr>
+            <w:r>
+              <w:rPr>
+                <w:bCs/>
+                <w:sz w:val="24"/>
+              </w:rPr>
+              <w:t>admin/</w:t>
+            </w:r>
+            <w:r>
+              <w:rPr>
+                <w:bCs/>
+                <w:sz w:val="24"/>
+              </w:rPr>
+              <w:t>admin</w:t>
             </w:r>
           </w:p>
         </w:tc>
@@ -482,7 +618,7 @@
         </w:trPr>
         <w:tc>
           <w:tcPr>
-            <w:tcW w:w="458" w:type="dxa"/>
+            <w:tcW w:w="434" w:type="dxa"/>
             <w:vAlign w:val="center"/>
           </w:tcPr>
           <w:p>
@@ -504,7 +640,7 @@
         </w:tc>
         <w:tc>
           <w:tcPr>
-            <w:tcW w:w="2127" w:type="dxa"/>
+            <w:tcW w:w="1627" w:type="dxa"/>
             <w:vAlign w:val="center"/>
           </w:tcPr>
           <w:p>
@@ -528,7 +664,7 @@
         </w:tc>
         <w:tc>
           <w:tcPr>
-            <w:tcW w:w="2095" w:type="dxa"/>
+            <w:tcW w:w="1696" w:type="dxa"/>
             <w:vAlign w:val="center"/>
           </w:tcPr>
           <w:p>
@@ -559,7 +695,7 @@
         </w:tc>
         <w:tc>
           <w:tcPr>
-            <w:tcW w:w="2544" w:type="dxa"/>
+            <w:tcW w:w="1956" w:type="dxa"/>
             <w:vAlign w:val="center"/>
           </w:tcPr>
           <w:p>
@@ -588,7 +724,7 @@
         </w:tc>
         <w:tc>
           <w:tcPr>
-            <w:tcW w:w="1499" w:type="dxa"/>
+            <w:tcW w:w="1370" w:type="dxa"/>
             <w:vAlign w:val="center"/>
           </w:tcPr>
           <w:p>
@@ -612,7 +748,7 @@
         </w:tc>
         <w:tc>
           <w:tcPr>
-            <w:tcW w:w="956" w:type="dxa"/>
+            <w:tcW w:w="1984" w:type="dxa"/>
           </w:tcPr>
           <w:p>
             <w:pPr>
@@ -621,6 +757,162 @@
                 <w:bCs/>
                 <w:sz w:val="24"/>
                 <w:lang w:val="ru-RU"/>
+              </w:rPr>
+            </w:pPr>
+          </w:p>
+        </w:tc>
+        <w:tc>
+          <w:tcPr>
+            <w:tcW w:w="612" w:type="dxa"/>
+          </w:tcPr>
+          <w:p>
+            <w:pPr>
+              <w:jc w:val="center"/>
+              <w:rPr>
+                <w:bCs/>
+                <w:sz w:val="24"/>
+              </w:rPr>
+            </w:pPr>
+            <w:r>
+              <w:rPr>
+                <w:bCs/>
+                <w:sz w:val="24"/>
+              </w:rPr>
+              <w:t>root/</w:t>
+            </w:r>
+            <w:r>
+              <w:rPr>
+                <w:bCs/>
+                <w:sz w:val="24"/>
+              </w:rPr>
+              <w:t>ljrthnrebr</w:t>
+            </w:r>
+          </w:p>
+          <w:p>
+            <w:pPr>
+              <w:jc w:val="center"/>
+              <w:rPr>
+                <w:bCs/>
+                <w:sz w:val="24"/>
+                <w:lang w:val="ru-RU"/>
+              </w:rPr>
+            </w:pPr>
+            <w:r>
+              <w:rPr>
+                <w:bCs/>
+                <w:sz w:val="24"/>
+              </w:rPr>
+              <w:t>user</w:t>
+            </w:r>
+            <w:r>
+              <w:rPr>
+                <w:bCs/>
+                <w:sz w:val="24"/>
+              </w:rPr>
+              <w:t>/ljrthnrebr</w:t>
+            </w:r>
+          </w:p>
+        </w:tc>
+      </w:tr>
+      <w:tr>
+        <w:trPr>
+          <w:jc w:val="center"/>
+        </w:trPr>
+        <w:tc>
+          <w:tcPr>
+            <w:tcW w:w="434" w:type="dxa"/>
+            <w:vAlign w:val="center"/>
+          </w:tcPr>
+          <w:p>
+            <w:pPr>
+              <w:jc w:val="center"/>
+            </w:pPr>
+            <w:r>
+              <w:t>3</w:t>
+            </w:r>
+          </w:p>
+        </w:tc>
+        <w:tc>
+          <w:tcPr>
+            <w:tcW w:w="1627" w:type="dxa"/>
+            <w:vAlign w:val="center"/>
+          </w:tcPr>
+          <w:p>
+            <w:r>
+              <w:rPr>
+                <w:sz w:val="24"/>
+              </w:rPr>
+              <w:t>Локальный сервис автошколы</w:t>
+            </w:r>
+          </w:p>
+        </w:tc>
+        <w:tc>
+          <w:tcPr>
+            <w:tcW w:w="1696" w:type="dxa"/>
+            <w:vAlign w:val="center"/>
+          </w:tcPr>
+          <w:p>
+            <w:r>
+              <w:rPr>
+                <w:sz w:val="24"/>
+              </w:rPr>
+              <w:t>Docker-сервер</w:t>
+            </w:r>
+          </w:p>
+        </w:tc>
+        <w:tc>
+          <w:tcPr>
+            <w:tcW w:w="1956" w:type="dxa"/>
+            <w:vAlign w:val="center"/>
+          </w:tcPr>
+          <w:p>
+            <w:r>
+              <w:rPr>
+                <w:sz w:val="24"/>
+              </w:rPr>
+              <w:t>Linux, Docker</w:t>
+            </w:r>
+          </w:p>
+        </w:tc>
+        <w:tc>
+          <w:tcPr>
+            <w:tcW w:w="1370" w:type="dxa"/>
+            <w:vAlign w:val="center"/>
+          </w:tcPr>
+          <w:p>
+            <w:pPr>
+              <w:jc w:val="center"/>
+            </w:pPr>
+            <w:r>
+              <w:rPr>
+                <w:sz w:val="24"/>
+              </w:rPr>
+              <w:t>1</w:t>
+            </w:r>
+          </w:p>
+        </w:tc>
+        <w:tc>
+          <w:tcPr>
+            <w:tcW w:w="1984" w:type="dxa"/>
+          </w:tcPr>
+          <w:p>
+            <w:pPr>
+              <w:jc w:val="center"/>
+              <w:rPr>
+                <w:sz w:val="24"/>
+              </w:rPr>
+            </w:pPr>
+          </w:p>
+        </w:tc>
+        <w:tc>
+          <w:tcPr>
+            <w:tcW w:w="612" w:type="dxa"/>
+          </w:tcPr>
+          <w:p>
+            <w:pPr>
+              <w:jc w:val="center"/>
+              <w:rPr>
+                <w:sz w:val="24"/>
               </w:rPr>
             </w:pPr>
           </w:p>
@@ -632,7 +924,7 @@
         </w:trPr>
         <w:tc>
           <w:tcPr>
-            <w:tcW w:w="458" w:type="dxa"/>
+            <w:tcW w:w="434" w:type="dxa"/>
             <w:vAlign w:val="center"/>
           </w:tcPr>
           <w:p>
@@ -640,13 +932,13 @@
               <w:jc w:val="center"/>
             </w:pPr>
             <w:r>
-              <w:t>3</w:t>
+              <w:t>4</w:t>
             </w:r>
           </w:p>
         </w:tc>
         <w:tc>
           <w:tcPr>
-            <w:tcW w:w="2127" w:type="dxa"/>
+            <w:tcW w:w="1627" w:type="dxa"/>
             <w:vAlign w:val="center"/>
           </w:tcPr>
           <w:p>
@@ -654,13 +946,13 @@
               <w:rPr>
                 <w:sz w:val="24"/>
               </w:rPr>
-              <w:t>Локальный сервис автошколы</w:t>
+              <w:t>Кластер Kubernetes</w:t>
             </w:r>
           </w:p>
         </w:tc>
         <w:tc>
           <w:tcPr>
-            <w:tcW w:w="2095" w:type="dxa"/>
+            <w:tcW w:w="1696" w:type="dxa"/>
             <w:vAlign w:val="center"/>
           </w:tcPr>
           <w:p>
@@ -668,13 +960,13 @@
               <w:rPr>
                 <w:sz w:val="24"/>
               </w:rPr>
-              <w:t>Docker-сервер</w:t>
+              <w:t>Master / Control Plane</w:t>
             </w:r>
           </w:p>
         </w:tc>
         <w:tc>
           <w:tcPr>
-            <w:tcW w:w="2544" w:type="dxa"/>
+            <w:tcW w:w="1956" w:type="dxa"/>
             <w:vAlign w:val="center"/>
           </w:tcPr>
           <w:p>
@@ -682,13 +974,13 @@
               <w:rPr>
                 <w:sz w:val="24"/>
               </w:rPr>
-              <w:t>Linux, Docker</w:t>
+              <w:t>Linux, Kubernetes, Control Plane</w:t>
             </w:r>
           </w:p>
         </w:tc>
         <w:tc>
           <w:tcPr>
-            <w:tcW w:w="1499" w:type="dxa"/>
+            <w:tcW w:w="1370" w:type="dxa"/>
             <w:vAlign w:val="center"/>
           </w:tcPr>
           <w:p>
@@ -705,7 +997,20 @@
         </w:tc>
         <w:tc>
           <w:tcPr>
-            <w:tcW w:w="956" w:type="dxa"/>
+            <w:tcW w:w="1984" w:type="dxa"/>
+          </w:tcPr>
+          <w:p>
+            <w:pPr>
+              <w:jc w:val="center"/>
+              <w:rPr>
+                <w:sz w:val="24"/>
+              </w:rPr>
+            </w:pPr>
+          </w:p>
+        </w:tc>
+        <w:tc>
+          <w:tcPr>
+            <w:tcW w:w="612" w:type="dxa"/>
           </w:tcPr>
           <w:p>
             <w:pPr>
@@ -723,7 +1028,7 @@
         </w:trPr>
         <w:tc>
           <w:tcPr>
-            <w:tcW w:w="458" w:type="dxa"/>
+            <w:tcW w:w="434" w:type="dxa"/>
             <w:vAlign w:val="center"/>
           </w:tcPr>
           <w:p>
@@ -731,13 +1036,13 @@
               <w:jc w:val="center"/>
             </w:pPr>
             <w:r>
-              <w:t>4</w:t>
+              <w:t>5</w:t>
             </w:r>
           </w:p>
         </w:tc>
         <w:tc>
           <w:tcPr>
-            <w:tcW w:w="2127" w:type="dxa"/>
+            <w:tcW w:w="1627" w:type="dxa"/>
             <w:vAlign w:val="center"/>
           </w:tcPr>
           <w:p>
@@ -751,7 +1056,7 @@
         </w:tc>
         <w:tc>
           <w:tcPr>
-            <w:tcW w:w="2095" w:type="dxa"/>
+            <w:tcW w:w="1696" w:type="dxa"/>
             <w:vAlign w:val="center"/>
           </w:tcPr>
           <w:p>
@@ -759,13 +1064,13 @@
               <w:rPr>
                 <w:sz w:val="24"/>
               </w:rPr>
-              <w:t>Master / Control Plane</w:t>
+              <w:t>Worker Node 1</w:t>
             </w:r>
           </w:p>
         </w:tc>
         <w:tc>
           <w:tcPr>
-            <w:tcW w:w="2544" w:type="dxa"/>
+            <w:tcW w:w="1956" w:type="dxa"/>
             <w:vAlign w:val="center"/>
           </w:tcPr>
           <w:p>
@@ -773,13 +1078,13 @@
               <w:rPr>
                 <w:sz w:val="24"/>
               </w:rPr>
-              <w:t>Linux, Kubernetes, Control Plane</w:t>
+              <w:t>Linux, Kubernetes, CRI-O</w:t>
             </w:r>
           </w:p>
         </w:tc>
         <w:tc>
           <w:tcPr>
-            <w:tcW w:w="1499" w:type="dxa"/>
+            <w:tcW w:w="1370" w:type="dxa"/>
             <w:vAlign w:val="center"/>
           </w:tcPr>
           <w:p>
@@ -796,7 +1101,20 @@
         </w:tc>
         <w:tc>
           <w:tcPr>
-            <w:tcW w:w="956" w:type="dxa"/>
+            <w:tcW w:w="1984" w:type="dxa"/>
+          </w:tcPr>
+          <w:p>
+            <w:pPr>
+              <w:jc w:val="center"/>
+              <w:rPr>
+                <w:sz w:val="24"/>
+              </w:rPr>
+            </w:pPr>
+          </w:p>
+        </w:tc>
+        <w:tc>
+          <w:tcPr>
+            <w:tcW w:w="612" w:type="dxa"/>
           </w:tcPr>
           <w:p>
             <w:pPr>
@@ -814,7 +1132,7 @@
         </w:trPr>
         <w:tc>
           <w:tcPr>
-            <w:tcW w:w="458" w:type="dxa"/>
+            <w:tcW w:w="434" w:type="dxa"/>
             <w:vAlign w:val="center"/>
           </w:tcPr>
           <w:p>
@@ -822,13 +1140,13 @@
               <w:jc w:val="center"/>
             </w:pPr>
             <w:r>
-              <w:t>5</w:t>
+              <w:t>6</w:t>
             </w:r>
           </w:p>
         </w:tc>
         <w:tc>
           <w:tcPr>
-            <w:tcW w:w="2127" w:type="dxa"/>
+            <w:tcW w:w="1627" w:type="dxa"/>
             <w:vAlign w:val="center"/>
           </w:tcPr>
           <w:p>
@@ -842,7 +1160,7 @@
         </w:tc>
         <w:tc>
           <w:tcPr>
-            <w:tcW w:w="2095" w:type="dxa"/>
+            <w:tcW w:w="1696" w:type="dxa"/>
             <w:vAlign w:val="center"/>
           </w:tcPr>
           <w:p>
@@ -850,13 +1168,13 @@
               <w:rPr>
                 <w:sz w:val="24"/>
               </w:rPr>
-              <w:t>Worker Node 1</w:t>
+              <w:t>Worker Node 2</w:t>
             </w:r>
           </w:p>
         </w:tc>
         <w:tc>
           <w:tcPr>
-            <w:tcW w:w="2544" w:type="dxa"/>
+            <w:tcW w:w="1956" w:type="dxa"/>
             <w:vAlign w:val="center"/>
           </w:tcPr>
           <w:p>
@@ -870,7 +1188,7 @@
         </w:tc>
         <w:tc>
           <w:tcPr>
-            <w:tcW w:w="1499" w:type="dxa"/>
+            <w:tcW w:w="1370" w:type="dxa"/>
             <w:vAlign w:val="center"/>
           </w:tcPr>
           <w:p>
@@ -887,7 +1205,20 @@
         </w:tc>
         <w:tc>
           <w:tcPr>
-            <w:tcW w:w="956" w:type="dxa"/>
+            <w:tcW w:w="1984" w:type="dxa"/>
+          </w:tcPr>
+          <w:p>
+            <w:pPr>
+              <w:jc w:val="center"/>
+              <w:rPr>
+                <w:sz w:val="24"/>
+              </w:rPr>
+            </w:pPr>
+          </w:p>
+        </w:tc>
+        <w:tc>
+          <w:tcPr>
+            <w:tcW w:w="612" w:type="dxa"/>
           </w:tcPr>
           <w:p>
             <w:pPr>
@@ -905,7 +1236,7 @@
         </w:trPr>
         <w:tc>
           <w:tcPr>
-            <w:tcW w:w="458" w:type="dxa"/>
+            <w:tcW w:w="434" w:type="dxa"/>
             <w:vAlign w:val="center"/>
           </w:tcPr>
           <w:p>
@@ -913,13 +1244,14 @@
               <w:jc w:val="center"/>
             </w:pPr>
             <w:r>
-              <w:t>6</w:t>
+              <w:lastRenderedPageBreak/>
+              <w:t>7</w:t>
             </w:r>
           </w:p>
         </w:tc>
         <w:tc>
           <w:tcPr>
-            <w:tcW w:w="2127" w:type="dxa"/>
+            <w:tcW w:w="1627" w:type="dxa"/>
             <w:vAlign w:val="center"/>
           </w:tcPr>
           <w:p>
@@ -933,7 +1265,7 @@
         </w:tc>
         <w:tc>
           <w:tcPr>
-            <w:tcW w:w="2095" w:type="dxa"/>
+            <w:tcW w:w="1696" w:type="dxa"/>
             <w:vAlign w:val="center"/>
           </w:tcPr>
           <w:p>
@@ -941,13 +1273,13 @@
               <w:rPr>
                 <w:sz w:val="24"/>
               </w:rPr>
-              <w:t>Worker Node 2</w:t>
+              <w:t>Worker Node 3</w:t>
             </w:r>
           </w:p>
         </w:tc>
         <w:tc>
           <w:tcPr>
-            <w:tcW w:w="2544" w:type="dxa"/>
+            <w:tcW w:w="1956" w:type="dxa"/>
             <w:vAlign w:val="center"/>
           </w:tcPr>
           <w:p>
@@ -961,7 +1293,7 @@
         </w:tc>
         <w:tc>
           <w:tcPr>
-            <w:tcW w:w="1499" w:type="dxa"/>
+            <w:tcW w:w="1370" w:type="dxa"/>
             <w:vAlign w:val="center"/>
           </w:tcPr>
           <w:p>
@@ -978,7 +1310,20 @@
         </w:tc>
         <w:tc>
           <w:tcPr>
-            <w:tcW w:w="956" w:type="dxa"/>
+            <w:tcW w:w="1984" w:type="dxa"/>
+          </w:tcPr>
+          <w:p>
+            <w:pPr>
+              <w:jc w:val="center"/>
+              <w:rPr>
+                <w:sz w:val="24"/>
+              </w:rPr>
+            </w:pPr>
+          </w:p>
+        </w:tc>
+        <w:tc>
+          <w:tcPr>
+            <w:tcW w:w="612" w:type="dxa"/>
           </w:tcPr>
           <w:p>
             <w:pPr>
@@ -996,7 +1341,7 @@
         </w:trPr>
         <w:tc>
           <w:tcPr>
-            <w:tcW w:w="458" w:type="dxa"/>
+            <w:tcW w:w="434" w:type="dxa"/>
             <w:vAlign w:val="center"/>
           </w:tcPr>
           <w:p>
@@ -1010,10 +1355,15 @@
         </w:tc>
         <w:tc>
           <w:tcPr>
-            <w:tcW w:w="2127" w:type="dxa"/>
+            <w:tcW w:w="1627" w:type="dxa"/>
             <w:vAlign w:val="center"/>
           </w:tcPr>
           <w:p>
+            <w:pPr>
+              <w:rPr>
+                <w:sz w:val="24"/>
+              </w:rPr>
+            </w:pPr>
             <w:r>
               <w:rPr>
                 <w:sz w:val="24"/>
@@ -1024,24 +1374,40 @@
         </w:tc>
         <w:tc>
           <w:tcPr>
-            <w:tcW w:w="2095" w:type="dxa"/>
+            <w:tcW w:w="1696" w:type="dxa"/>
             <w:vAlign w:val="center"/>
           </w:tcPr>
           <w:p>
-            <w:r>
+            <w:pPr>
               <w:rPr>
                 <w:sz w:val="24"/>
               </w:rPr>
-              <w:t>Worker Node 3</w:t>
+            </w:pPr>
+            <w:r>
+              <w:rPr>
+                <w:sz w:val="24"/>
+              </w:rPr>
+              <w:t xml:space="preserve">Worker Node </w:t>
+            </w:r>
+            <w:r>
+              <w:rPr>
+                <w:sz w:val="24"/>
+              </w:rPr>
+              <w:t>4</w:t>
             </w:r>
           </w:p>
         </w:tc>
         <w:tc>
           <w:tcPr>
-            <w:tcW w:w="2544" w:type="dxa"/>
+            <w:tcW w:w="1956" w:type="dxa"/>
             <w:vAlign w:val="center"/>
           </w:tcPr>
           <w:p>
+            <w:pPr>
+              <w:rPr>
+                <w:sz w:val="24"/>
+              </w:rPr>
+            </w:pPr>
             <w:r>
               <w:rPr>
                 <w:sz w:val="24"/>
@@ -1052,12 +1418,15 @@
         </w:tc>
         <w:tc>
           <w:tcPr>
-            <w:tcW w:w="1499" w:type="dxa"/>
+            <w:tcW w:w="1370" w:type="dxa"/>
             <w:vAlign w:val="center"/>
           </w:tcPr>
           <w:p>
             <w:pPr>
               <w:jc w:val="center"/>
+              <w:rPr>
+                <w:sz w:val="24"/>
+              </w:rPr>
             </w:pPr>
             <w:r>
               <w:rPr>
@@ -1069,7 +1438,7 @@
         </w:tc>
         <w:tc>
           <w:tcPr>
-            <w:tcW w:w="956" w:type="dxa"/>
+            <w:tcW w:w="1984" w:type="dxa"/>
           </w:tcPr>
           <w:p>
             <w:pPr>
@@ -1080,111 +1449,9 @@
             </w:pPr>
           </w:p>
         </w:tc>
-      </w:tr>
-      <w:tr>
-        <w:trPr>
-          <w:jc w:val="center"/>
-        </w:trPr>
         <w:tc>
           <w:tcPr>
-            <w:tcW w:w="458" w:type="dxa"/>
-            <w:vAlign w:val="center"/>
-          </w:tcPr>
-          <w:p>
-            <w:pPr>
-              <w:jc w:val="center"/>
-            </w:pPr>
-            <w:r>
-              <w:t>7</w:t>
-            </w:r>
-          </w:p>
-        </w:tc>
-        <w:tc>
-          <w:tcPr>
-            <w:tcW w:w="2127" w:type="dxa"/>
-            <w:vAlign w:val="center"/>
-          </w:tcPr>
-          <w:p>
-            <w:pPr>
-              <w:rPr>
-                <w:sz w:val="24"/>
-              </w:rPr>
-            </w:pPr>
-            <w:r>
-              <w:rPr>
-                <w:sz w:val="24"/>
-              </w:rPr>
-              <w:t>Кластер Kubernetes</w:t>
-            </w:r>
-          </w:p>
-        </w:tc>
-        <w:tc>
-          <w:tcPr>
-            <w:tcW w:w="2095" w:type="dxa"/>
-            <w:vAlign w:val="center"/>
-          </w:tcPr>
-          <w:p>
-            <w:pPr>
-              <w:rPr>
-                <w:sz w:val="24"/>
-              </w:rPr>
-            </w:pPr>
-            <w:r>
-              <w:rPr>
-                <w:sz w:val="24"/>
-              </w:rPr>
-              <w:t xml:space="preserve">Worker Node </w:t>
-            </w:r>
-            <w:r>
-              <w:rPr>
-                <w:sz w:val="24"/>
-              </w:rPr>
-              <w:t>4</w:t>
-            </w:r>
-          </w:p>
-        </w:tc>
-        <w:tc>
-          <w:tcPr>
-            <w:tcW w:w="2544" w:type="dxa"/>
-            <w:vAlign w:val="center"/>
-          </w:tcPr>
-          <w:p>
-            <w:pPr>
-              <w:rPr>
-                <w:sz w:val="24"/>
-              </w:rPr>
-            </w:pPr>
-            <w:r>
-              <w:rPr>
-                <w:sz w:val="24"/>
-              </w:rPr>
-              <w:t>Linux, Kubernetes, CRI-O</w:t>
-            </w:r>
-          </w:p>
-        </w:tc>
-        <w:tc>
-          <w:tcPr>
-            <w:tcW w:w="1499" w:type="dxa"/>
-            <w:vAlign w:val="center"/>
-          </w:tcPr>
-          <w:p>
-            <w:pPr>
-              <w:jc w:val="center"/>
-              <w:rPr>
-                <w:sz w:val="24"/>
-              </w:rPr>
-            </w:pPr>
-            <w:r>
-              <w:rPr>
-                <w:sz w:val="24"/>
-              </w:rPr>
-              <w:t>1</w:t>
-            </w:r>
-          </w:p>
-        </w:tc>
-        <w:tc>
-          <w:tcPr>
-            <w:tcW w:w="956" w:type="dxa"/>
+            <w:tcW w:w="612" w:type="dxa"/>
           </w:tcPr>
           <w:p>
             <w:pPr>
@@ -1209,7 +1476,6 @@
         <w:rPr>
           <w:lang w:val="ru-RU"/>
         </w:rPr>
-        <w:lastRenderedPageBreak/>
         <w:t xml:space="preserve">Таким образом, для выполнения практической части проекта требуется пять виртуальных машин: одна машина используется для первоначального запуска локального сервиса в </w:t>
       </w:r>
       <w:r>
@@ -1229,19 +1495,6 @@
           <w:lang w:val="ru-RU"/>
         </w:rPr>
         <w:t xml:space="preserve"> с одной управляющей и тремя рабочими нодами.</w:t>
-      </w:r>
-    </w:p>
-    <w:p>
-      <w:pPr>
-        <w:rPr>
-          <w:lang w:val="ru-RU"/>
-        </w:rPr>
-      </w:pPr>
-      <w:r>
-        <w:rPr>
-          <w:lang w:val="ru-RU"/>
-        </w:rPr>
-        <w:br w:type="page"/>
       </w:r>
     </w:p>
     <w:p>
@@ -1259,8 +1512,825 @@
           <w:sz w:val="32"/>
           <w:lang w:val="ru-RU"/>
         </w:rPr>
+        <w:t>Настройка корпоративной среды</w:t>
+      </w:r>
+    </w:p>
+    <w:p>
+      <w:pPr>
+        <w:jc w:val="both"/>
+        <w:rPr>
+          <w:b/>
+          <w:szCs w:val="28"/>
+          <w:lang w:val="ru-RU"/>
+        </w:rPr>
+      </w:pPr>
+      <w:r>
+        <w:rPr>
+          <w:b/>
+          <w:szCs w:val="28"/>
+          <w:lang w:val="ru-RU"/>
+        </w:rPr>
+        <w:t>Настройка маршрутизатора</w:t>
+      </w:r>
+    </w:p>
+    <w:p>
+      <w:r>
+        <w:rPr>
+          <w:lang w:val="ru-RU"/>
+        </w:rPr>
+        <w:t xml:space="preserve">Для выхода в </w:t>
+      </w:r>
+      <w:r>
+        <w:rPr>
+          <w:lang w:val="ru-RU"/>
+        </w:rPr>
+        <w:t xml:space="preserve">интернет используется пограничный шлюз в виде виртуального маршрутизатора на основе </w:t>
+      </w:r>
+      <w:r>
+        <w:t>EcoRouter</w:t>
+      </w:r>
+      <w:r>
+        <w:rPr>
+          <w:lang w:val="ru-RU"/>
+        </w:rPr>
+        <w:t>.</w:t>
+      </w:r>
+    </w:p>
+    <w:p>
+      <w:pPr>
+        <w:rPr>
+          <w:lang w:val="ru-RU"/>
+        </w:rPr>
+      </w:pPr>
+      <w:r>
+        <w:rPr>
+          <w:lang w:val="ru-RU"/>
+        </w:rPr>
+        <w:t xml:space="preserve">На маршрутизатор заведено 3 интерфейса в 3х разных </w:t>
+      </w:r>
+      <w:r>
+        <w:t>L</w:t>
+      </w:r>
+      <w:r>
+        <w:rPr>
+          <w:lang w:val="ru-RU"/>
+        </w:rPr>
+        <w:t>2</w:t>
+      </w:r>
+      <w:r>
+        <w:rPr>
+          <w:lang w:val="ru-RU"/>
+        </w:rPr>
+        <w:t xml:space="preserve"> сегментах (</w:t>
+      </w:r>
+      <w:r>
+        <w:t>vmbr</w:t>
+      </w:r>
+      <w:r>
+        <w:rPr>
+          <w:lang w:val="ru-RU"/>
+        </w:rPr>
+        <w:t xml:space="preserve">198 </w:t>
+      </w:r>
+      <w:r>
+        <w:rPr>
+          <w:lang w:val="ru-RU"/>
+        </w:rPr>
+        <w:t>–</w:t>
+      </w:r>
+      <w:r>
+        <w:rPr>
+          <w:lang w:val="ru-RU"/>
+        </w:rPr>
+        <w:t xml:space="preserve"> </w:t>
+      </w:r>
+      <w:r>
+        <w:t>wan</w:t>
+      </w:r>
+      <w:r>
+        <w:rPr>
+          <w:lang w:val="ru-RU"/>
+        </w:rPr>
+        <w:t xml:space="preserve"> </w:t>
+      </w:r>
+      <w:r>
+        <w:t>uplink</w:t>
+      </w:r>
+      <w:r>
+        <w:rPr>
+          <w:lang w:val="ru-RU"/>
+        </w:rPr>
+        <w:t xml:space="preserve">, </w:t>
+      </w:r>
+      <w:r>
+        <w:t>vmbr</w:t>
+      </w:r>
+      <w:r>
+        <w:rPr>
+          <w:lang w:val="ru-RU"/>
+        </w:rPr>
+        <w:t xml:space="preserve">5 </w:t>
+      </w:r>
+      <w:r>
+        <w:rPr>
+          <w:lang w:val="ru-RU"/>
+        </w:rPr>
+        <w:t>–</w:t>
+      </w:r>
+      <w:r>
+        <w:rPr>
+          <w:lang w:val="ru-RU"/>
+        </w:rPr>
+        <w:t xml:space="preserve"> </w:t>
+      </w:r>
+      <w:r>
+        <w:rPr>
+          <w:lang w:val="ru-RU"/>
+        </w:rPr>
+        <w:t xml:space="preserve">сеть для серверов, </w:t>
+      </w:r>
+      <w:r>
+        <w:t>vmbr</w:t>
+      </w:r>
+      <w:r>
+        <w:rPr>
+          <w:lang w:val="ru-RU"/>
+        </w:rPr>
+        <w:t xml:space="preserve">6 </w:t>
+      </w:r>
+      <w:r>
+        <w:rPr>
+          <w:lang w:val="ru-RU"/>
+        </w:rPr>
+        <w:t>–</w:t>
+      </w:r>
+      <w:r>
+        <w:rPr>
+          <w:lang w:val="ru-RU"/>
+        </w:rPr>
+        <w:t xml:space="preserve"> </w:t>
+      </w:r>
+      <w:r>
+        <w:rPr>
+          <w:lang w:val="ru-RU"/>
+        </w:rPr>
+        <w:t>сеть с корпоративными клиентами).</w:t>
+      </w:r>
+      <w:r>
+        <w:rPr>
+          <w:lang w:val="ru-RU"/>
+        </w:rPr>
+        <w:t xml:space="preserve"> </w:t>
+      </w:r>
+      <w:r>
+        <w:t>wan</w:t>
+      </w:r>
+      <w:r>
+        <w:rPr>
+          <w:lang w:val="ru-RU"/>
+        </w:rPr>
+        <w:t xml:space="preserve"> </w:t>
+      </w:r>
+      <w:r>
+        <w:t>uplink</w:t>
+      </w:r>
+      <w:r>
+        <w:rPr>
+          <w:lang w:val="ru-RU"/>
+        </w:rPr>
+        <w:t xml:space="preserve"> </w:t>
+      </w:r>
+      <w:r>
+        <w:rPr>
+          <w:lang w:val="ru-RU"/>
+        </w:rPr>
+        <w:t xml:space="preserve">все устройства сетей ниже выходят в инетрнет через </w:t>
+      </w:r>
+      <w:r>
+        <w:t>nat</w:t>
+      </w:r>
+      <w:r>
+        <w:rPr>
+          <w:lang w:val="ru-RU"/>
+        </w:rPr>
+        <w:t>.</w:t>
+      </w:r>
+    </w:p>
+    <w:p>
+      <w:pPr>
+        <w:rPr>
+          <w:lang w:val="ru-RU"/>
+        </w:rPr>
+      </w:pPr>
+      <w:r>
+        <w:rPr>
+          <w:lang w:val="ru-RU"/>
+        </w:rPr>
+        <w:t xml:space="preserve">Через </w:t>
+      </w:r>
+    </w:p>
+    <w:p>
+      <w:pPr>
+        <w:rPr>
+          <w:lang w:val="ru-RU"/>
+        </w:rPr>
+      </w:pPr>
+      <w:r>
+        <w:rPr>
+          <w:lang w:val="ru-RU"/>
+        </w:rPr>
+        <w:t>Конфиг</w:t>
+      </w:r>
+      <w:r>
+        <w:rPr>
+          <w:lang w:val="ru-RU"/>
+        </w:rPr>
+        <w:t>:</w:t>
+      </w:r>
+    </w:p>
+    <w:p>
+      <w:pPr>
+        <w:jc w:val="both"/>
+        <w:rPr>
+          <w:b/>
+          <w:szCs w:val="28"/>
+          <w:lang w:val="ru-RU"/>
+        </w:rPr>
+      </w:pPr>
+      <w:r>
+        <w:rPr>
+          <w:b/>
+          <w:szCs w:val="28"/>
+          <w:lang w:val="ru-RU"/>
+        </w:rPr>
+        <w:t xml:space="preserve">Настройка </w:t>
+      </w:r>
+      <w:r>
+        <w:rPr>
+          <w:b/>
+          <w:szCs w:val="28"/>
+        </w:rPr>
+        <w:t>DCHP</w:t>
+      </w:r>
+      <w:r>
+        <w:rPr>
+          <w:b/>
+          <w:szCs w:val="28"/>
+          <w:lang w:val="ru-RU"/>
+        </w:rPr>
+        <w:t xml:space="preserve"> </w:t>
+      </w:r>
+    </w:p>
+    <w:p>
+      <w:r>
+        <w:rPr>
+          <w:lang w:val="ru-RU"/>
+        </w:rPr>
+        <w:t xml:space="preserve">Адресация серверов </w:t>
+      </w:r>
+      <w:r>
+        <w:rPr>
+          <w:lang w:val="ru-RU"/>
+        </w:rPr>
+        <w:t>(</w:t>
+      </w:r>
+      <w:r>
+        <w:rPr>
+          <w:lang w:val="ru-RU"/>
+        </w:rPr>
+        <w:t xml:space="preserve">нод кластера </w:t>
+      </w:r>
+      <w:r>
+        <w:t>Kubernetes</w:t>
+      </w:r>
+      <w:r>
+        <w:rPr>
+          <w:lang w:val="ru-RU"/>
+        </w:rPr>
+        <w:t xml:space="preserve">, </w:t>
+      </w:r>
+      <w:r>
+        <w:rPr>
+          <w:lang w:val="ru-RU"/>
+        </w:rPr>
+        <w:t xml:space="preserve">других корпоративных сервисов) должна быть автоматизирована, поэтому </w:t>
+      </w:r>
+      <w:r>
+        <w:rPr>
+          <w:lang w:val="ru-RU"/>
+        </w:rPr>
+        <w:t xml:space="preserve">развернут сервер </w:t>
+      </w:r>
+      <w:r>
+        <w:t>DHCP</w:t>
+      </w:r>
+      <w:r>
+        <w:rPr>
+          <w:lang w:val="ru-RU"/>
+        </w:rPr>
+        <w:t xml:space="preserve">. </w:t>
+      </w:r>
+      <w:r>
+        <w:rPr>
+          <w:lang w:val="ru-RU"/>
+        </w:rPr>
+        <w:t>Типичный сценарий заведления новой ноды</w:t>
+      </w:r>
+      <w:r>
+        <w:t>:</w:t>
+      </w:r>
+    </w:p>
+    <w:p>
+      <w:r>
+        <w:t xml:space="preserve">- </w:t>
+      </w:r>
+      <w:r>
+        <w:rPr>
+          <w:lang w:val="ru-RU"/>
+        </w:rPr>
+        <w:t xml:space="preserve">получение адрса от </w:t>
+      </w:r>
+      <w:r>
+        <w:t>dhcp;</w:t>
+      </w:r>
+    </w:p>
+    <w:p>
+      <w:r>
+        <w:rPr>
+          <w:lang w:val="ru-RU"/>
+        </w:rPr>
+        <w:t xml:space="preserve">- </w:t>
+      </w:r>
+      <w:r>
+        <w:rPr>
+          <w:lang w:val="ru-RU"/>
+        </w:rPr>
+        <w:t xml:space="preserve">резервирование выделенного адреса по </w:t>
+      </w:r>
+      <w:r>
+        <w:t>mac</w:t>
+      </w:r>
+      <w:r>
+        <w:rPr>
+          <w:lang w:val="ru-RU"/>
+        </w:rPr>
+        <w:t>-</w:t>
+      </w:r>
+      <w:r>
+        <w:rPr>
+          <w:lang w:val="ru-RU"/>
+        </w:rPr>
+        <w:t>адресу</w:t>
+      </w:r>
+      <w:r>
+        <w:rPr>
+          <w:lang w:val="ru-RU"/>
+        </w:rPr>
+        <w:t>;</w:t>
+      </w:r>
+    </w:p>
+    <w:p>
+      <w:pPr>
+        <w:rPr>
+          <w:lang w:val="ru-RU"/>
+        </w:rPr>
+      </w:pPr>
+      <w:r>
+        <w:rPr>
+          <w:lang w:val="ru-RU"/>
+        </w:rPr>
+        <w:t xml:space="preserve">В инфраструктуре сети курсовой не преннащзначен акцент на развертывании различного рода отказоуствойчивости </w:t>
+      </w:r>
+      <w:r>
+        <w:t>dchp</w:t>
+      </w:r>
+      <w:r>
+        <w:rPr>
+          <w:lang w:val="ru-RU"/>
+        </w:rPr>
+        <w:t xml:space="preserve">, </w:t>
+      </w:r>
+      <w:r>
+        <w:t>dns</w:t>
+      </w:r>
+      <w:r>
+        <w:rPr>
+          <w:lang w:val="ru-RU"/>
+        </w:rPr>
+        <w:t xml:space="preserve"> </w:t>
+      </w:r>
+      <w:r>
+        <w:rPr>
+          <w:lang w:val="ru-RU"/>
+        </w:rPr>
+        <w:t>–</w:t>
+      </w:r>
+      <w:r>
+        <w:rPr>
+          <w:lang w:val="ru-RU"/>
+        </w:rPr>
+        <w:t xml:space="preserve"> </w:t>
+      </w:r>
+      <w:r>
+        <w:rPr>
+          <w:lang w:val="ru-RU"/>
+        </w:rPr>
+        <w:t xml:space="preserve">разнет просто </w:t>
+      </w:r>
+      <w:r>
+        <w:t>kea</w:t>
+      </w:r>
+      <w:r>
+        <w:rPr>
+          <w:lang w:val="ru-RU"/>
+        </w:rPr>
+        <w:t>-</w:t>
+      </w:r>
+      <w:r>
+        <w:t>dhcp</w:t>
+      </w:r>
+      <w:r>
+        <w:rPr>
+          <w:lang w:val="ru-RU"/>
+        </w:rPr>
+        <w:t xml:space="preserve"> </w:t>
+      </w:r>
+      <w:r>
+        <w:rPr>
+          <w:lang w:val="ru-RU"/>
+        </w:rPr>
+        <w:t>с одной зоной.</w:t>
+      </w:r>
+    </w:p>
+    <w:p>
+      <w:r>
+        <w:rPr>
+          <w:lang w:val="ru-RU"/>
+        </w:rPr>
+        <w:t>Настроены 2 пула адресов</w:t>
+      </w:r>
+      <w:r>
+        <w:rPr>
+          <w:lang w:val="ru-RU"/>
+        </w:rPr>
+        <w:t xml:space="preserve"> – для серверной части и для клиентской</w:t>
+      </w:r>
+      <w:r>
+        <w:rPr>
+          <w:lang w:val="ru-RU"/>
+        </w:rPr>
+        <w:t>:</w:t>
+      </w:r>
+    </w:p>
+    <w:p>
+      <w:r>
         <w:lastRenderedPageBreak/>
+        <w:t>subnet 192.168.5.0 netmask 255.255.255.0 {</w:t>
+      </w:r>
+    </w:p>
+    <w:p>
+      <w:r>
+        <w:t xml:space="preserve">    range 192.168.5.10 192.168.5.200;</w:t>
+      </w:r>
+    </w:p>
+    <w:p>
+      <w:r>
+        <w:t xml:space="preserve">    option domain-name-servers 192.168.5.7;</w:t>
+      </w:r>
+    </w:p>
+    <w:p>
+      <w:r>
+        <w:t xml:space="preserve">    option domain-name "aitu.lol";</w:t>
+      </w:r>
+    </w:p>
+    <w:p>
+      <w:r>
+        <w:t xml:space="preserve">    option routers 192.168.5.1;</w:t>
+      </w:r>
+    </w:p>
+    <w:p>
+      <w:r>
+        <w:t xml:space="preserve">    option broadcast-address 192.168.5.255;</w:t>
+      </w:r>
+    </w:p>
+    <w:p>
+      <w:r>
+        <w:t xml:space="preserve">    default-lease-time 600;</w:t>
+      </w:r>
+    </w:p>
+    <w:p>
+      <w:r>
+        <w:t xml:space="preserve">    max-lease-time 7200;</w:t>
+      </w:r>
+    </w:p>
+    <w:p>
+      <w:r>
+        <w:t>}</w:t>
+      </w:r>
+    </w:p>
+    <w:p>
+      <w:r>
+        <w:t>subnet 192.168.</w:t>
+      </w:r>
+      <w:r>
+        <w:t>6</w:t>
+      </w:r>
+      <w:r>
+        <w:t>.0 netmask 255.255.255.0 {</w:t>
+      </w:r>
+    </w:p>
+    <w:p>
+      <w:r>
+        <w:t xml:space="preserve">    range 192.168.</w:t>
+      </w:r>
+      <w:r>
+        <w:t>6</w:t>
+      </w:r>
+      <w:r>
+        <w:t>.</w:t>
+      </w:r>
+      <w:r>
+        <w:t>5</w:t>
+      </w:r>
+      <w:r>
+        <w:t xml:space="preserve"> 192.168.</w:t>
+      </w:r>
+      <w:r>
+        <w:t>6</w:t>
+      </w:r>
+      <w:r>
+        <w:t>.200;</w:t>
+      </w:r>
+    </w:p>
+    <w:p>
+      <w:r>
+        <w:t xml:space="preserve">    option domain-name-servers 192.168.</w:t>
+      </w:r>
+      <w:r>
+        <w:t>6</w:t>
+      </w:r>
+      <w:r>
+        <w:t>.7;</w:t>
+      </w:r>
+    </w:p>
+    <w:p>
+      <w:r>
+        <w:t xml:space="preserve">    option domain-name "aitu.lo";</w:t>
+      </w:r>
+    </w:p>
+    <w:p>
+      <w:r>
+        <w:t xml:space="preserve">    option routers 192.168.</w:t>
+      </w:r>
+      <w:r>
+        <w:t>6</w:t>
+      </w:r>
+      <w:r>
+        <w:t>.1;</w:t>
+      </w:r>
+    </w:p>
+    <w:p>
+      <w:r>
+        <w:t xml:space="preserve">    option broadcast-address 192.168.</w:t>
+      </w:r>
+      <w:r>
+        <w:t>6</w:t>
+      </w:r>
+      <w:r>
+        <w:t>.255;</w:t>
+      </w:r>
+    </w:p>
+    <w:p>
+      <w:r>
+        <w:t xml:space="preserve">    default-lease-time 600;</w:t>
+      </w:r>
+    </w:p>
+    <w:p>
+      <w:r>
+        <w:t xml:space="preserve">    max-lease-time 7200;</w:t>
+      </w:r>
+    </w:p>
+    <w:p>
+      <w:pPr>
+        <w:rPr>
+          <w:lang w:val="ru-RU"/>
+        </w:rPr>
+      </w:pPr>
+      <w:r>
+        <w:t>}</w:t>
+      </w:r>
+    </w:p>
+    <w:p>
+      <w:pPr>
+        <w:rPr>
+          <w:lang w:val="ru-RU"/>
+        </w:rPr>
+      </w:pPr>
+      <w:r>
+        <w:rPr>
+          <w:lang w:val="ru-RU"/>
+        </w:rPr>
+        <w:t xml:space="preserve">На маршрутизаторе был создан </w:t>
+      </w:r>
+      <w:r>
+        <w:t>DHCP</w:t>
+      </w:r>
+      <w:r>
+        <w:rPr>
+          <w:lang w:val="ru-RU"/>
+        </w:rPr>
+        <w:t xml:space="preserve"> </w:t>
+      </w:r>
+      <w:r>
+        <w:rPr>
+          <w:lang w:val="ru-RU"/>
+        </w:rPr>
+        <w:t xml:space="preserve">профиль с </w:t>
+      </w:r>
+      <w:r>
+        <w:t>mode</w:t>
+      </w:r>
+      <w:r>
+        <w:rPr>
+          <w:lang w:val="ru-RU"/>
+        </w:rPr>
+        <w:t xml:space="preserve"> </w:t>
+      </w:r>
+      <w:r>
+        <w:t>relay</w:t>
+      </w:r>
+      <w:r>
+        <w:rPr>
+          <w:lang w:val="ru-RU"/>
+        </w:rPr>
+        <w:t xml:space="preserve">, указан адрес </w:t>
+      </w:r>
+      <w:r>
+        <w:t>dhcp</w:t>
+      </w:r>
+      <w:r>
+        <w:rPr>
+          <w:lang w:val="ru-RU"/>
+        </w:rPr>
+        <w:t xml:space="preserve"> </w:t>
+      </w:r>
+      <w:r>
+        <w:rPr>
+          <w:lang w:val="ru-RU"/>
+        </w:rPr>
+        <w:t>сервера и профиль привязан к интерфейсу внешней сети (</w:t>
+      </w:r>
+      <w:r>
+        <w:rPr>
+          <w:lang w:val="ru-RU"/>
+        </w:rPr>
+        <w:t xml:space="preserve">192.168.6.0/24) </w:t>
+      </w:r>
+      <w:r>
+        <w:rPr>
+          <w:lang w:val="ru-RU"/>
+        </w:rPr>
+        <w:t>с которой будут поступать запросы</w:t>
+      </w:r>
+      <w:r>
+        <w:rPr>
+          <w:lang w:val="ru-RU"/>
+        </w:rPr>
+        <w:t>:</w:t>
+      </w:r>
+    </w:p>
+    <w:p>
+      <w:r>
+        <w:t>ecorouter# configure</w:t>
+      </w:r>
+    </w:p>
+    <w:p>
+      <w:r>
+        <w:t>ecorouter(config)# dhcp-profile 1</w:t>
+      </w:r>
+    </w:p>
+    <w:p>
+      <w:r>
+        <w:t>ecorouter(config-dhcp)# server 192.168.5.2</w:t>
+      </w:r>
+    </w:p>
+    <w:p>
+      <w:r>
+        <w:lastRenderedPageBreak/>
+        <w:t>ecorouter(config-dhcp)# mode relay</w:t>
+      </w:r>
+    </w:p>
+    <w:p>
+      <w:r>
+        <w:t xml:space="preserve">ecorouter(config)# interface </w:t>
+      </w:r>
+      <w:r>
+        <w:t>int-corp</w:t>
+      </w:r>
+    </w:p>
+    <w:p>
+      <w:r>
+        <w:t>ecorouter(config-if)# dhcp-profile 1</w:t>
+      </w:r>
+    </w:p>
+    <w:p>
+      <w:pPr>
+        <w:jc w:val="both"/>
+        <w:rPr>
+          <w:b/>
+          <w:szCs w:val="28"/>
+          <w:lang w:val="ru-RU"/>
+        </w:rPr>
+      </w:pPr>
+      <w:r>
+        <w:rPr>
+          <w:b/>
+          <w:szCs w:val="28"/>
+          <w:lang w:val="ru-RU"/>
+        </w:rPr>
+        <w:t xml:space="preserve">Настройка </w:t>
+      </w:r>
+      <w:r>
+        <w:rPr>
+          <w:b/>
+          <w:szCs w:val="28"/>
+        </w:rPr>
+        <w:t>DNS</w:t>
+      </w:r>
+    </w:p>
+    <w:p>
+      <w:pPr>
+        <w:rPr>
+          <w:lang w:val="ru-RU"/>
+        </w:rPr>
+      </w:pPr>
+      <w:r>
+        <w:rPr>
+          <w:lang w:val="ru-RU"/>
+        </w:rPr>
+        <w:t xml:space="preserve">Так как в сети будет развернуто </w:t>
+      </w:r>
+      <w:r>
+        <w:rPr>
+          <w:lang w:val="ru-RU"/>
+        </w:rPr>
+        <w:t>приложение – для удобства обращзения к этому приложению, чтобы не запоминать адреса, необходимо использовать</w:t>
+      </w:r>
+      <w:r>
+        <w:rPr>
+          <w:lang w:val="ru-RU"/>
+        </w:rPr>
+        <w:t xml:space="preserve"> </w:t>
+      </w:r>
+      <w:r>
+        <w:t>dns</w:t>
+      </w:r>
+      <w:r>
+        <w:rPr>
+          <w:lang w:val="ru-RU"/>
+        </w:rPr>
+        <w:t xml:space="preserve">. </w:t>
+      </w:r>
+      <w:r>
+        <w:rPr>
+          <w:lang w:val="ru-RU"/>
+        </w:rPr>
+        <w:t>Так  как это не основная тема курсовой работы – настройка затрагиваетсякратко, сам сервер настраивается базово.</w:t>
+      </w:r>
+    </w:p>
+    <w:p/>
+    <w:p>
+      <w:pPr>
+        <w:jc w:val="both"/>
+        <w:rPr>
+          <w:b/>
+          <w:sz w:val="32"/>
+          <w:lang w:val="ru-RU"/>
+        </w:rPr>
+      </w:pPr>
+      <w:r>
+        <w:rPr>
+          <w:b/>
+          <w:sz w:val="32"/>
+          <w:lang w:val="ru-RU"/>
+        </w:rPr>
         <w:t>Основы веб-приложения</w:t>
+      </w:r>
+      <w:r>
+        <w:rPr>
+          <w:b/>
+          <w:sz w:val="32"/>
+          <w:lang w:val="ru-RU"/>
+        </w:rPr>
+        <w:t xml:space="preserve">. </w:t>
+      </w:r>
+      <w:r>
+        <w:rPr>
+          <w:b/>
+          <w:sz w:val="32"/>
+          <w:lang w:val="ru-RU"/>
+        </w:rPr>
+        <w:t>Развертывание приложение в докере</w:t>
       </w:r>
     </w:p>
     <w:p>
@@ -1461,6 +2531,69 @@
           <w:lang w:val="ru-RU"/>
         </w:rPr>
         <w:t>Сетевое оборудование</w:t>
+      </w:r>
+    </w:p>
+    <w:p>
+      <w:pPr>
+        <w:jc w:val="both"/>
+        <w:rPr>
+          <w:lang w:val="ru-RU"/>
+        </w:rPr>
+      </w:pPr>
+      <w:r>
+        <w:rPr>
+          <w:lang w:val="ru-RU"/>
+        </w:rPr>
+        <w:lastRenderedPageBreak/>
+        <w:t xml:space="preserve">Для </w:t>
+      </w:r>
+      <w:r>
+        <w:rPr>
+          <w:lang w:val="ru-RU"/>
+        </w:rPr>
+        <w:t>первоначального запуска навайбкоженного приложения развернута виртуальная машина</w:t>
+      </w:r>
+      <w:r>
+        <w:rPr>
+          <w:lang w:val="ru-RU"/>
+        </w:rPr>
+        <w:t xml:space="preserve">. </w:t>
+      </w:r>
+      <w:r>
+        <w:rPr>
+          <w:lang w:val="ru-RU"/>
+        </w:rPr>
+        <w:t xml:space="preserve">Установлен </w:t>
+      </w:r>
+      <w:r>
+        <w:t>Docker</w:t>
+      </w:r>
+      <w:r>
+        <w:rPr>
+          <w:lang w:val="ru-RU"/>
+        </w:rPr>
+        <w:t xml:space="preserve"> (</w:t>
+      </w:r>
+      <w:r>
+        <w:rPr>
+          <w:lang w:val="ru-RU"/>
+        </w:rPr>
+        <w:t xml:space="preserve">согласно актуальной инструкции с </w:t>
+      </w:r>
+      <w:hyperlink r:id="rId9" w:history="1">
+        <w:r>
+          <w:rPr>
+            <w:rStyle w:val="Hyperlink"/>
+            <w:lang w:val="ru-RU"/>
+          </w:rPr>
+          <w:t>https://docs.docker.com/engine/install/debian/#install-using-the-repository</w:t>
+        </w:r>
+      </w:hyperlink>
+      <w:r>
+        <w:rPr>
+          <w:lang w:val="ru-RU"/>
+        </w:rPr>
+        <w:t>), а так-же гит.</w:t>
       </w:r>
     </w:p>
     <w:p>
@@ -1974,7 +3107,6 @@
                 <w:sz w:val="20"/>
                 <w:szCs w:val="20"/>
               </w:rPr>
-              <w:lastRenderedPageBreak/>
               <w:t>Service CIDR (Cluster IP)</w:t>
             </w:r>
           </w:p>
@@ -2707,6 +3839,7 @@
                 <w:szCs w:val="20"/>
                 <w:lang w:val="ru-RU"/>
               </w:rPr>
+              <w:lastRenderedPageBreak/>
               <w:t xml:space="preserve">- </w:t>
             </w:r>
             <w:r>
@@ -2826,6 +3959,7 @@
                 <w:sz w:val="20"/>
                 <w:szCs w:val="20"/>
               </w:rPr>
+              <w:lastRenderedPageBreak/>
               <w:t>Corp</w:t>
             </w:r>
           </w:p>
@@ -4139,7 +5273,7 @@
   <w:style w:type="paragraph" w:default="1" w:styleId="Normal">
     <w:name w:val="Normal"/>
     <w:qFormat/>
-    <w:rsid w:val="008710DE"/>
+    <w:rsid w:val="001E443F"/>
     <w:rPr>
       <w:rFonts w:ascii="Times New Roman" w:hAnsi="Times New Roman"/>
       <w:sz w:val="28"/>
@@ -15169,6 +16303,29 @@
     <w:rsid w:val="008710DE"/>
     <w:rPr>
       <w:vertAlign w:val="superscript"/>
+    </w:rPr>
+  </w:style>
+  <w:style w:type="character" w:styleId="Hyperlink">
+    <w:name w:val="Hyperlink"/>
+    <w:basedOn w:val="DefaultParagraphFont"/>
+    <w:uiPriority w:val="99"/>
+    <w:unhideWhenUsed/>
+    <w:rsid w:val="004A33F6"/>
+    <w:rPr>
+      <w:color w:val="0000FF" w:themeColor="hyperlink"/>
+      <w:u w:val="single"/>
+    </w:rPr>
+  </w:style>
+  <w:style w:type="character" w:styleId="UnresolvedMention">
+    <w:name w:val="Unresolved Mention"/>
+    <w:basedOn w:val="DefaultParagraphFont"/>
+    <w:uiPriority w:val="99"/>
+    <w:semiHidden/>
+    <w:unhideWhenUsed/>
+    <w:rsid w:val="004A33F6"/>
+    <w:rPr>
+      <w:color w:val="605E5C"/>
+      <w:shd w:val="clear" w:color="auto" w:fill="E1DFDD"/>
     </w:rPr>
   </w:style>
 </w:styles>
